--- a/backend/src/CongTacDang.Infrastructure/Templates/Word/Mau_09A_PhieuTuCham.docx
+++ b/backend/src/CongTacDang.Infrastructure/Templates/Word/Mau_09A_PhieuTuCham.docx
@@ -250,8 +250,25 @@
                 <w:sz w:val="24"/>
                 <w:szCs w:val="24"/>
               </w:rPr>
-              <w:t xml:space="preserve">, ngày…… tháng… … năm……</w:t>
+              <w:t xml:space="preserve">, </w:t>
             </w:r>
+            <w:sdt>
+              <w:sdtPr>
+                <w:alias w:val="DATE_LINE"/>
+                <w:tag w:val="DATE_LINE"/>
+                <w:id w:val="921035"/>
+              </w:sdtPr>
+              <w:sdtContent>
+                <w:r>
+                  <w:rPr>
+                    <w:i/>
+                    <w:sz w:val="24"/>
+                    <w:szCs w:val="24"/>
+                  </w:rPr>
+                  <w:t xml:space="preserve">ngày…… tháng… … năm……</w:t>
+                </w:r>
+              </w:sdtContent>
+            </w:sdt>
           </w:p>
         </w:tc>
       </w:tr>

--- a/backend/src/CongTacDang.Infrastructure/Templates/Word/Mau_09A_PhieuTuCham.docx
+++ b/backend/src/CongTacDang.Infrastructure/Templates/Word/Mau_09A_PhieuTuCham.docx
@@ -1003,6 +1003,23 @@
                     <w:lang w:val="en-US"/>
                   </w:rPr>
                 </w:pPr>
+                <w:sdt>
+                  <w:sdtPr>
+                    <w:alias w:val="G_NOTE"/>
+                    <w:tag w:val="G_NOTE"/>
+                    <w:id w:val="921036"/>
+                  </w:sdtPr>
+                  <w:sdtContent>
+                    <w:r>
+                      <w:rPr>
+                        <w:b/>
+                        <w:sz w:val="24"/>
+                        <w:lang w:val="en-US"/>
+                      </w:rPr>
+                      <w:t xml:space="preserve"> </w:t>
+                    </w:r>
+                  </w:sdtContent>
+                </w:sdt>
               </w:p>
             </w:tc>
           </w:tr>

--- a/backend/src/CongTacDang.Infrastructure/Templates/Word/Mau_09A_PhieuTuCham.docx
+++ b/backend/src/CongTacDang.Infrastructure/Templates/Word/Mau_09A_PhieuTuCham.docx
@@ -436,8 +436,23 @@
         <w:rPr>
           <w:sz w:val="24"/>
         </w:rPr>
-        <w:t xml:space="preserve">  Ngày sinh: ……/……/…………</w:t>
+        <w:t xml:space="preserve">  Ngày sinh: </w:t>
       </w:r>
+      <w:sdt>
+        <w:sdtPr>
+          <w:alias w:val="DATE_OF_BIRTH"/>
+          <w:tag w:val="DATE_OF_BIRTH"/>
+          <w:id w:val="921099"/>
+        </w:sdtPr>
+        <w:sdtContent>
+          <w:r>
+            <w:rPr>
+              <w:sz w:val="24"/>
+            </w:rPr>
+            <w:t xml:space="preserve">……/……/…………</w:t>
+          </w:r>
+        </w:sdtContent>
+      </w:sdt>
     </w:p>
     <w:p>
       <w:pPr>
